--- a/PaMaRo_Living_Backlink_Outreach_v5.docx
+++ b/PaMaRo_Living_Backlink_Outreach_v5.docx
@@ -158,11 +158,17 @@
             <w:tcW w:w="1820" w:type="dxa"/>
           </w:tcPr>
           <w:p>
-            <w:r>
-              <w:rPr>
-                <w:color w:val="000000"/>
-                <w:sz w:val="18"/>
-                <w:szCs w:val="18"/>
+            <w:pPr>
+              <w:rPr>
+                <w:highlight w:val="green"/>
+              </w:rPr>
+            </w:pPr>
+            <w:r>
+              <w:rPr>
+                <w:color w:val="000000"/>
+                <w:sz w:val="18"/>
+                <w:szCs w:val="18"/>
+                <w:highlight w:val="green"/>
               </w:rPr>
               <w:t>tvrtke.hr</w:t>
             </w:r>
@@ -173,11 +179,17 @@
             <w:tcW w:w="2460" w:type="dxa"/>
           </w:tcPr>
           <w:p>
-            <w:r>
-              <w:rPr>
-                <w:color w:val="000000"/>
-                <w:sz w:val="18"/>
-                <w:szCs w:val="18"/>
+            <w:pPr>
+              <w:rPr>
+                <w:highlight w:val="green"/>
+              </w:rPr>
+            </w:pPr>
+            <w:r>
+              <w:rPr>
+                <w:color w:val="000000"/>
+                <w:sz w:val="18"/>
+                <w:szCs w:val="18"/>
+                <w:highlight w:val="green"/>
               </w:rPr>
               <w:t>Kroatien</w:t>
             </w:r>
@@ -188,11 +200,17 @@
             <w:tcW w:w="2280" w:type="dxa"/>
           </w:tcPr>
           <w:p>
-            <w:r>
-              <w:rPr>
-                <w:color w:val="000000"/>
-                <w:sz w:val="18"/>
-                <w:szCs w:val="18"/>
+            <w:pPr>
+              <w:rPr>
+                <w:highlight w:val="green"/>
+              </w:rPr>
+            </w:pPr>
+            <w:r>
+              <w:rPr>
+                <w:color w:val="000000"/>
+                <w:sz w:val="18"/>
+                <w:szCs w:val="18"/>
+                <w:highlight w:val="green"/>
               </w:rPr>
               <w:t>Selbsteintrag online</w:t>
             </w:r>
@@ -203,11 +221,17 @@
             <w:tcW w:w="650" w:type="dxa"/>
           </w:tcPr>
           <w:p>
-            <w:r>
-              <w:rPr>
-                <w:color w:val="000000"/>
-                <w:sz w:val="18"/>
-                <w:szCs w:val="18"/>
+            <w:pPr>
+              <w:rPr>
+                <w:highlight w:val="green"/>
+              </w:rPr>
+            </w:pPr>
+            <w:r>
+              <w:rPr>
+                <w:color w:val="000000"/>
+                <w:sz w:val="18"/>
+                <w:szCs w:val="18"/>
+                <w:highlight w:val="green"/>
               </w:rPr>
               <w:t>-</w:t>
             </w:r>
@@ -218,11 +242,17 @@
             <w:tcW w:w="3260" w:type="dxa"/>
           </w:tcPr>
           <w:p>
-            <w:r>
-              <w:rPr>
-                <w:color w:val="000000"/>
-                <w:sz w:val="18"/>
-                <w:szCs w:val="18"/>
+            <w:pPr>
+              <w:rPr>
+                <w:highlight w:val="green"/>
+              </w:rPr>
+            </w:pPr>
+            <w:r>
+              <w:rPr>
+                <w:color w:val="000000"/>
+                <w:sz w:val="18"/>
+                <w:szCs w:val="18"/>
+                <w:highlight w:val="green"/>
               </w:rPr>
               <w:t xml:space="preserve">Kein Anschreiben </w:t>
             </w:r>
@@ -232,6 +262,7 @@
                 <w:color w:val="000000"/>
                 <w:sz w:val="18"/>
                 <w:szCs w:val="18"/>
+                <w:highlight w:val="green"/>
               </w:rPr>
               <w:t>noetig</w:t>
             </w:r>
@@ -241,6 +272,7 @@
                 <w:color w:val="000000"/>
                 <w:sz w:val="18"/>
                 <w:szCs w:val="18"/>
+                <w:highlight w:val="green"/>
               </w:rPr>
               <w:t>, direkt Firmenprofil anlegen</w:t>
             </w:r>
